--- a/Frameworks/ClearLaunch_UVP_Template.docx
+++ b/Frameworks/ClearLaunch_UVP_Template.docx
@@ -58,7 +58,7 @@
           <w:color w:val="999999"/>
           <w:sz w:val="20"/>
         </w:rPr>
-        <w:t>ClearLaunch System | Step 3: UVP Development</w:t>
+        <w:t>ClearLaunch System | Step 4: UVP Development</w:t>
       </w:r>
     </w:p>
     <w:p>
